--- a/Cover_Letters/Shinoy_Optiver_Software_Engineer_Intern_Cover_Letter.docx
+++ b/Cover_Letters/Shinoy_Optiver_Software_Engineer_Intern_Cover_Letter.docx
@@ -14,7 +14,7 @@
     </w:p>
     <w:p>
       <w:r>
-        <w:t>September 30, 2026</w:t>
+        <w:t>October 22, 2026</w:t>
       </w:r>
     </w:p>
     <w:p>
@@ -35,12 +35,12 @@
     </w:p>
     <w:p>
       <w:r>
-        <w:t>Your focus on building robust software for real-time trading environments appeals to my background in backend validation and automation. In my recent work within global financial systems, I have focused on writing clean code, designing reliable testing frameworks, and streamlining workflows with tools like Gemini Code Assist to support continuous deployment.</w:t>
+        <w:t>I have spent over 8 years building software testing frameworks and writing code in Java and Python for financial clients. I am comfortable working with complex systems, ensuring performance, and dealing with backend data validation using SQL. When working on projects, I often use AI tools like Gemini Code Assist to help streamline test generation and make the process more efficient.</w:t>
       </w:r>
     </w:p>
     <w:p>
       <w:r>
-        <w:t>I am eager to bring my hands-on experience in Java, Python, and system infrastructure to help optimize your trading technology stack.</w:t>
+        <w:t>Your work in building systems for real-time trading environments appeals to my background in high-stakes financial technology. I want to bring my coding and problem-solving skills to help Optiver optimize its trading software and infrastructure.</w:t>
       </w:r>
     </w:p>
     <w:p>
